--- a/tfl/tables/T-DS-01.docx
+++ b/tfl/tables/T-DS-01.docx
@@ -3517,7 +3517,7 @@
           <w:szCs w:val="14"/>
           <w:color w:val="C0392B"/>
         </w:rPr>
-        <w:t xml:space="preserve">DRAFT — produced 2026-07-19 — synthetic data, NOT for regulatory submission</w:t>
+        <w:t xml:space="preserve">DRAFT — produced 2026-09-20 — synthetic data, NOT for regulatory submission</w:t>
       </w:r>
     </w:p>
     <w:sectPr>

--- a/tfl/tables/T-DS-01.docx
+++ b/tfl/tables/T-DS-01.docx
@@ -289,7 +289,7 @@
                 <w:szCs w:val="18"/>
                 <w:color w:val="FFFFFF"/>
               </w:rPr>
-              <w:t xml:space="preserve">(N=225)</w:t>
+              <w:t xml:space="preserve">(N=300)</w:t>
             </w:r>
           </w:p>
         </w:tc>
@@ -370,7 +370,7 @@
                 <w:szCs w:val="18"/>
                 <w:color w:val="FFFFFF"/>
               </w:rPr>
-              <w:t xml:space="preserve">(N=225)</w:t>
+              <w:t xml:space="preserve">(N=150)</w:t>
             </w:r>
           </w:p>
         </w:tc>
@@ -566,7 +566,7 @@
                 <w:szCs w:val="18"/>
                 <w:color w:val="000000"/>
               </w:rPr>
-              <w:t xml:space="preserve">225 (100.0)</w:t>
+              <w:t xml:space="preserve">300 (100.0)</w:t>
             </w:r>
           </w:p>
         </w:tc>
@@ -621,7 +621,7 @@
                 <w:szCs w:val="18"/>
                 <w:color w:val="000000"/>
               </w:rPr>
-              <w:t xml:space="preserve">225 (100.0)</w:t>
+              <w:t xml:space="preserve">150 (100.0)</w:t>
             </w:r>
           </w:p>
         </w:tc>
@@ -791,7 +791,7 @@
                 <w:szCs w:val="18"/>
                 <w:color w:val="000000"/>
               </w:rPr>
-              <w:t xml:space="preserve">225 (100.0)</w:t>
+              <w:t xml:space="preserve">300 (100.0)</w:t>
             </w:r>
           </w:p>
         </w:tc>
@@ -846,7 +846,7 @@
                 <w:szCs w:val="18"/>
                 <w:color w:val="000000"/>
               </w:rPr>
-              <w:t xml:space="preserve">224 (99.6)</w:t>
+              <w:t xml:space="preserve">150 (100.0)</w:t>
             </w:r>
           </w:p>
         </w:tc>
@@ -901,7 +901,7 @@
                 <w:szCs w:val="18"/>
                 <w:color w:val="000000"/>
               </w:rPr>
-              <w:t xml:space="preserve">449 (99.8)</w:t>
+              <w:t xml:space="preserve">450 (100.0)</w:t>
             </w:r>
           </w:p>
         </w:tc>
@@ -1016,7 +1016,7 @@
                 <w:szCs w:val="18"/>
                 <w:color w:val="000000"/>
               </w:rPr>
-              <w:t xml:space="preserve">208 (92.4)</w:t>
+              <w:t xml:space="preserve">274 (91.3)</w:t>
             </w:r>
           </w:p>
         </w:tc>
@@ -1071,7 +1071,7 @@
                 <w:szCs w:val="18"/>
                 <w:color w:val="000000"/>
               </w:rPr>
-              <w:t xml:space="preserve">204 (90.7)</w:t>
+              <w:t xml:space="preserve">138 (92.0)</w:t>
             </w:r>
           </w:p>
         </w:tc>
@@ -1466,7 +1466,7 @@
                 <w:szCs w:val="18"/>
                 <w:color w:val="000000"/>
               </w:rPr>
-              <w:t xml:space="preserve">52 (23.1)</w:t>
+              <w:t xml:space="preserve">79 (26.3)</w:t>
             </w:r>
           </w:p>
         </w:tc>
@@ -1521,7 +1521,7 @@
                 <w:szCs w:val="18"/>
                 <w:color w:val="000000"/>
               </w:rPr>
-              <w:t xml:space="preserve">37 (16.4)</w:t>
+              <w:t xml:space="preserve">22 (14.7)</w:t>
             </w:r>
           </w:p>
         </w:tc>
@@ -1576,7 +1576,7 @@
                 <w:szCs w:val="18"/>
                 <w:color w:val="000000"/>
               </w:rPr>
-              <w:t xml:space="preserve">89 (19.8)</w:t>
+              <w:t xml:space="preserve">101 (22.4)</w:t>
             </w:r>
           </w:p>
         </w:tc>
@@ -1691,7 +1691,7 @@
                 <w:szCs w:val="18"/>
                 <w:color w:val="000000"/>
               </w:rPr>
-              <w:t xml:space="preserve">173 (76.9)</w:t>
+              <w:t xml:space="preserve">221 (73.7)</w:t>
             </w:r>
           </w:p>
         </w:tc>
@@ -1746,7 +1746,7 @@
                 <w:szCs w:val="18"/>
                 <w:color w:val="000000"/>
               </w:rPr>
-              <w:t xml:space="preserve">188 (83.6)</w:t>
+              <w:t xml:space="preserve">128 (85.3)</w:t>
             </w:r>
           </w:p>
         </w:tc>
@@ -1801,7 +1801,7 @@
                 <w:szCs w:val="18"/>
                 <w:color w:val="000000"/>
               </w:rPr>
-              <w:t xml:space="preserve">361 (80.2)</w:t>
+              <w:t xml:space="preserve">349 (77.6)</w:t>
             </w:r>
           </w:p>
         </w:tc>
@@ -1916,7 +1916,7 @@
                 <w:szCs w:val="18"/>
                 <w:color w:val="000000"/>
               </w:rPr>
-              <w:t xml:space="preserve">111 (49.3)</w:t>
+              <w:t xml:space="preserve">140 (46.7)</w:t>
             </w:r>
           </w:p>
         </w:tc>
@@ -1971,7 +1971,7 @@
                 <w:szCs w:val="18"/>
                 <w:color w:val="000000"/>
               </w:rPr>
-              <w:t xml:space="preserve">140 (62.2)</w:t>
+              <w:t xml:space="preserve">95 (63.3)</w:t>
             </w:r>
           </w:p>
         </w:tc>
@@ -2026,7 +2026,7 @@
                 <w:szCs w:val="18"/>
                 <w:color w:val="000000"/>
               </w:rPr>
-              <w:t xml:space="preserve">251 (55.8)</w:t>
+              <w:t xml:space="preserve">235 (52.2)</w:t>
             </w:r>
           </w:p>
         </w:tc>
@@ -2141,7 +2141,7 @@
                 <w:szCs w:val="18"/>
                 <w:color w:val="000000"/>
               </w:rPr>
-              <w:t xml:space="preserve">39 (17.3)</w:t>
+              <w:t xml:space="preserve">50 (16.7)</w:t>
             </w:r>
           </w:p>
         </w:tc>
@@ -2196,7 +2196,7 @@
                 <w:szCs w:val="18"/>
                 <w:color w:val="000000"/>
               </w:rPr>
-              <w:t xml:space="preserve">32 (14.2)</w:t>
+              <w:t xml:space="preserve">20 (13.3)</w:t>
             </w:r>
           </w:p>
         </w:tc>
@@ -2251,7 +2251,7 @@
                 <w:szCs w:val="18"/>
                 <w:color w:val="000000"/>
               </w:rPr>
-              <w:t xml:space="preserve">71 (15.8)</w:t>
+              <w:t xml:space="preserve">70 (15.6)</w:t>
             </w:r>
           </w:p>
         </w:tc>
@@ -2366,7 +2366,7 @@
                 <w:szCs w:val="18"/>
                 <w:color w:val="000000"/>
               </w:rPr>
-              <w:t xml:space="preserve">7 (3.1)</w:t>
+              <w:t xml:space="preserve">9 (3.0)</w:t>
             </w:r>
           </w:p>
         </w:tc>
@@ -2421,7 +2421,7 @@
                 <w:szCs w:val="18"/>
                 <w:color w:val="000000"/>
               </w:rPr>
-              <w:t xml:space="preserve">2 (0.9)</w:t>
+              <w:t xml:space="preserve">1 (0.7)</w:t>
             </w:r>
           </w:p>
         </w:tc>
@@ -2476,7 +2476,7 @@
                 <w:szCs w:val="18"/>
                 <w:color w:val="000000"/>
               </w:rPr>
-              <w:t xml:space="preserve">9 (2.0)</w:t>
+              <w:t xml:space="preserve">10 (2.2)</w:t>
             </w:r>
           </w:p>
         </w:tc>
@@ -2591,7 +2591,7 @@
                 <w:szCs w:val="18"/>
                 <w:color w:val="000000"/>
               </w:rPr>
-              <w:t xml:space="preserve">16 (7.1)</w:t>
+              <w:t xml:space="preserve">22 (7.3)</w:t>
             </w:r>
           </w:p>
         </w:tc>
@@ -2646,7 +2646,7 @@
                 <w:szCs w:val="18"/>
                 <w:color w:val="000000"/>
               </w:rPr>
-              <w:t xml:space="preserve">14 (6.2)</w:t>
+              <w:t xml:space="preserve">12 (8.0)</w:t>
             </w:r>
           </w:p>
         </w:tc>
@@ -2701,7 +2701,7 @@
                 <w:szCs w:val="18"/>
                 <w:color w:val="000000"/>
               </w:rPr>
-              <w:t xml:space="preserve">30 (6.7)</w:t>
+              <w:t xml:space="preserve">34 (7.6)</w:t>
             </w:r>
           </w:p>
         </w:tc>
@@ -3266,7 +3266,7 @@
                 <w:szCs w:val="18"/>
                 <w:color w:val="000000"/>
               </w:rPr>
-              <w:t xml:space="preserve">138 (61.3)</w:t>
+              <w:t xml:space="preserve">179 (59.7)</w:t>
             </w:r>
           </w:p>
         </w:tc>
@@ -3321,7 +3321,7 @@
                 <w:szCs w:val="18"/>
                 <w:color w:val="000000"/>
               </w:rPr>
-              <w:t xml:space="preserve">174 (77.3)</w:t>
+              <w:t xml:space="preserve">116 (77.3)</w:t>
             </w:r>
           </w:p>
         </w:tc>
@@ -3376,7 +3376,7 @@
                 <w:szCs w:val="18"/>
                 <w:color w:val="000000"/>
               </w:rPr>
-              <w:t xml:space="preserve">312 (69.3)</w:t>
+              <w:t xml:space="preserve">295 (65.6)</w:t>
             </w:r>
           </w:p>
         </w:tc>
